--- a/tillsyn/A 28323-2026 tillsynsbegäran.docx
+++ b/tillsyn/A 28323-2026 tillsynsbegäran.docx
@@ -1068,7 +1068,7 @@
     <w:r>
       <w:tab/>
       <w:tab/>
-      <w:t>2026-06-24</w:t>
+      <w:t>2026-06-25</w:t>
       <w:br/>
       <w:br/>
     </w:r>

--- a/tillsyn/A 28323-2026 tillsynsbegäran.docx
+++ b/tillsyn/A 28323-2026 tillsynsbegäran.docx
@@ -1068,7 +1068,7 @@
     <w:r>
       <w:tab/>
       <w:tab/>
-      <w:t>2026-06-25</w:t>
+      <w:t>2026-06-26</w:t>
       <w:br/>
       <w:br/>
     </w:r>

--- a/tillsyn/A 28323-2026 tillsynsbegäran.docx
+++ b/tillsyn/A 28323-2026 tillsynsbegäran.docx
@@ -1068,7 +1068,7 @@
     <w:r>
       <w:tab/>
       <w:tab/>
-      <w:t>2026-06-26</w:t>
+      <w:t>2026-06-27</w:t>
       <w:br/>
       <w:br/>
     </w:r>

--- a/tillsyn/A 28323-2026 tillsynsbegäran.docx
+++ b/tillsyn/A 28323-2026 tillsynsbegäran.docx
@@ -1068,7 +1068,7 @@
     <w:r>
       <w:tab/>
       <w:tab/>
-      <w:t>2026-06-27</w:t>
+      <w:t>2026-06-28</w:t>
       <w:br/>
       <w:br/>
     </w:r>

--- a/tillsyn/A 28323-2026 tillsynsbegäran.docx
+++ b/tillsyn/A 28323-2026 tillsynsbegäran.docx
@@ -1068,7 +1068,7 @@
     <w:r>
       <w:tab/>
       <w:tab/>
-      <w:t>2026-06-28</w:t>
+      <w:t>2026-06-29</w:t>
       <w:br/>
       <w:br/>
     </w:r>

--- a/tillsyn/A 28323-2026 tillsynsbegäran.docx
+++ b/tillsyn/A 28323-2026 tillsynsbegäran.docx
@@ -1068,7 +1068,7 @@
     <w:r>
       <w:tab/>
       <w:tab/>
-      <w:t>2026-06-29</w:t>
+      <w:t>2026-06-30</w:t>
       <w:br/>
       <w:br/>
     </w:r>

--- a/tillsyn/A 28323-2026 tillsynsbegäran.docx
+++ b/tillsyn/A 28323-2026 tillsynsbegäran.docx
@@ -1068,7 +1068,7 @@
     <w:r>
       <w:tab/>
       <w:tab/>
-      <w:t>2026-06-30</w:t>
+      <w:t>2026-07-01</w:t>
       <w:br/>
       <w:br/>
     </w:r>

--- a/tillsyn/A 28323-2026 tillsynsbegäran.docx
+++ b/tillsyn/A 28323-2026 tillsynsbegäran.docx
@@ -1068,7 +1068,7 @@
     <w:r>
       <w:tab/>
       <w:tab/>
-      <w:t>2026-07-01</w:t>
+      <w:t>2026-07-02</w:t>
       <w:br/>
       <w:br/>
     </w:r>

--- a/tillsyn/A 28323-2026 tillsynsbegäran.docx
+++ b/tillsyn/A 28323-2026 tillsynsbegäran.docx
@@ -1068,7 +1068,7 @@
     <w:r>
       <w:tab/>
       <w:tab/>
-      <w:t>2026-07-13</w:t>
+      <w:t>2026-07-14</w:t>
       <w:br/>
       <w:br/>
     </w:r>

--- a/tillsyn/A 28323-2026 tillsynsbegäran.docx
+++ b/tillsyn/A 28323-2026 tillsynsbegäran.docx
@@ -1068,7 +1068,7 @@
     <w:r>
       <w:tab/>
       <w:tab/>
-      <w:t>2026-07-14</w:t>
+      <w:t>2026-07-15</w:t>
       <w:br/>
       <w:br/>
     </w:r>

--- a/tillsyn/A 28323-2026 tillsynsbegäran.docx
+++ b/tillsyn/A 28323-2026 tillsynsbegäran.docx
@@ -1068,7 +1068,7 @@
     <w:r>
       <w:tab/>
       <w:tab/>
-      <w:t>2026-07-15</w:t>
+      <w:t>2026-07-16</w:t>
       <w:br/>
       <w:br/>
     </w:r>

--- a/tillsyn/A 28323-2026 tillsynsbegäran.docx
+++ b/tillsyn/A 28323-2026 tillsynsbegäran.docx
@@ -1068,7 +1068,7 @@
     <w:r>
       <w:tab/>
       <w:tab/>
-      <w:t>2026-07-16</w:t>
+      <w:t>2026-07-17</w:t>
       <w:br/>
       <w:br/>
     </w:r>

--- a/tillsyn/A 28323-2026 tillsynsbegäran.docx
+++ b/tillsyn/A 28323-2026 tillsynsbegäran.docx
@@ -1068,7 +1068,7 @@
     <w:r>
       <w:tab/>
       <w:tab/>
-      <w:t>2026-07-17</w:t>
+      <w:t>2026-07-18</w:t>
       <w:br/>
       <w:br/>
     </w:r>

--- a/tillsyn/A 28323-2026 tillsynsbegäran.docx
+++ b/tillsyn/A 28323-2026 tillsynsbegäran.docx
@@ -1068,7 +1068,7 @@
     <w:r>
       <w:tab/>
       <w:tab/>
-      <w:t>2026-07-18</w:t>
+      <w:t>2026-07-19</w:t>
       <w:br/>
       <w:br/>
     </w:r>

--- a/tillsyn/A 28323-2026 tillsynsbegäran.docx
+++ b/tillsyn/A 28323-2026 tillsynsbegäran.docx
@@ -1068,7 +1068,7 @@
     <w:r>
       <w:tab/>
       <w:tab/>
-      <w:t>2026-07-19</w:t>
+      <w:t>2026-07-20</w:t>
       <w:br/>
       <w:br/>
     </w:r>

--- a/tillsyn/A 28323-2026 tillsynsbegäran.docx
+++ b/tillsyn/A 28323-2026 tillsynsbegäran.docx
@@ -1068,7 +1068,7 @@
     <w:r>
       <w:tab/>
       <w:tab/>
-      <w:t>2026-07-20</w:t>
+      <w:t>2026-07-21</w:t>
       <w:br/>
       <w:br/>
     </w:r>

--- a/tillsyn/A 28323-2026 tillsynsbegäran.docx
+++ b/tillsyn/A 28323-2026 tillsynsbegäran.docx
@@ -22,7 +22,7 @@
       <w:r>
         <w:drawing>
           <wp:inline xmlns:a="http://schemas.openxmlformats.org/drawingml/2006/main" xmlns:pic="http://schemas.openxmlformats.org/drawingml/2006/picture">
-            <wp:extent cx="5486400" cy="5163462"/>
+            <wp:extent cx="5486400" cy="5122048"/>
             <wp:docPr id="1" name="Picture 1"/>
             <wp:cNvGraphicFramePr>
               <a:graphicFrameLocks noChangeAspect="1"/>
@@ -43,7 +43,7 @@
                   <pic:spPr>
                     <a:xfrm>
                       <a:off x="0" y="0"/>
-                      <a:ext cx="5486400" cy="5163462"/>
+                      <a:ext cx="5486400" cy="5122048"/>
                     </a:xfrm>
                     <a:prstGeom prst="rect"/>
                   </pic:spPr>
@@ -65,7 +65,7 @@
     </w:p>
     <w:p>
       <w:r>
-        <w:t>I och inom 25 meter från avverkningsanmälan finns fynd av 13 naturvårdsarter, varav 5 är rödlistade, 3 är fridlysta, 7 är typiska (T) och 7 är signalarter (S): ask (EN), gränsticka (VU, T), knärot (VU, T, §8), gransotdyna (NT), stor vårtrattskivling (NT), blåmossa (S, T), grönpyrola (S, T), skogsknipprot (S, T, §8), stor revmossa (S), thomsons trägnagare (S), trådticka (S, T), vedticka (S, T) och revlummer (§9). Se Figur 1.</w:t>
+        <w:t>I och inom 25 meter från avverkningsanmälan finns fynd av 18 naturvårdsarter, varav 5 är rödlistade, 6 är fridlysta, 12 är typiska (T) och 9 är signalarter (S): ask (EN), gränsticka (VU, T), knärot (VU, T, §8), gransotdyna (NT), stor vårtrattskivling (NT), blåmossa (S, T), grön sköldmossa (S, T, §8), grönpyrola (S, T), kransrams (S, T), skogsknipprot (S, T, §8), stor revmossa (S), thomsons trägnagare (S), trådticka (S, T), vedticka (S, T), blåsippa (T, §9), spillkråka (T, §4), tandrot (T) och revlummer (§9). Se Figur 1.</w:t>
       </w:r>
     </w:p>
     <w:p>
@@ -184,7 +184,7 @@
     </w:p>
     <w:p>
       <w:r>
-        <w:t>I det avverkningsanmälda området finns 5 fyndplatser för knärot registrerade på Artportalen. Figur 2 visar gränserna för buffertzoner på 50 m, som behöver lämnas kring fyndplatserna för att knärotslokalerna inte ska försvinna vid en avverkning. Av det avverkningsanmälda området överlappar 1.59 ha med buffertzonerna och får av detta skäl inte avverkas.</w:t>
+        <w:t>I det avverkningsanmälda området finns 21 fyndplatser för knärot registrerade på Artportalen. Figur 2 visar gränserna för buffertzoner på 50 m, som behöver lämnas kring fyndplatserna för att knärotslokalerna inte ska försvinna vid en avverkning. Av det avverkningsanmälda området överlappar 3.26 ha med buffertzonerna och får av detta skäl inte avverkas.</w:t>
       </w:r>
     </w:p>
     <w:p>
@@ -280,6 +280,35 @@
         <w:rPr>
           <w:b/>
         </w:rPr>
+        <w:t>Grön sköldmossa (§8)</w:t>
+      </w:r>
+      <w:r>
+        <w:t xml:space="preserve"> är typisk art för </w:t>
+      </w:r>
+      <w:r>
+        <w:rPr>
+          <w:i/>
+        </w:rPr>
+        <w:t xml:space="preserve">9010 Taiga </w:t>
+      </w:r>
+      <w:r>
+        <w:t>och</w:t>
+      </w:r>
+      <w:r>
+        <w:rPr>
+          <w:i/>
+        </w:rPr>
+        <w:t xml:space="preserve"> 9750 Svämlövskog</w:t>
+      </w:r>
+      <w:r>
+        <w:t xml:space="preserve"> och omfattas av EU:s art- och habitatdirektiv bilaga 2 vilket innebär att det finns ett uttalat intresse inom Europeiska unionen att bevara arten. Grön sköldmossa kräver skog som har ett speciellt mikroklimat med hög och jämn luftfuktighet i kombination med rik tillgång på död ved (Nitare &amp; Skogsstyrelsen, 2019; SLU Artdatabanken, 2025). I praktiken handlar det om åtminstone 50 meter med skyddande skog för att undvika uttorkning av marken (Hallingbäck, personligt meddelande 2022-02-24). Grön sköldmossa är en ansvarsart för Sverige då en särskilt stor andel av Europas population finns i landet. Mark- och miljööverdomstolen (MÖD) har i mål nr M 2019-20 (18 februari 2019) slagit fast att grön sköldmossa (§8) är dispenspliktig och att exemplar av arten inte får skadas utan dispens (MÖD, mål nr M 2019-20).</w:t>
+      </w:r>
+    </w:p>
+    <w:p>
+      <w:r>
+        <w:rPr>
+          <w:b/>
+        </w:rPr>
         <w:t xml:space="preserve">Grönpyrola </w:t>
       </w:r>
       <w:r>
@@ -309,6 +338,26 @@
         <w:rPr>
           <w:b/>
         </w:rPr>
+        <w:t>Kransrams</w:t>
+      </w:r>
+      <w:r>
+        <w:t xml:space="preserve"> är typisk art för </w:t>
+      </w:r>
+      <w:r>
+        <w:rPr>
+          <w:i/>
+        </w:rPr>
+        <w:t xml:space="preserve">9020 Nordlig ädellövskog </w:t>
+      </w:r>
+      <w:r>
+        <w:t>(SLU Artdatabanken, 2025).</w:t>
+      </w:r>
+    </w:p>
+    <w:p>
+      <w:r>
+        <w:rPr>
+          <w:b/>
+        </w:rPr>
         <w:t>Skogsknipprot (§8)</w:t>
       </w:r>
       <w:r>
@@ -371,6 +420,93 @@
       </w:r>
       <w:r>
         <w:t>(Nitare &amp; Skogsstyrelsen, 2019; SLU Artdatabanken, 2025).</w:t>
+      </w:r>
+    </w:p>
+    <w:p>
+      <w:r>
+        <w:rPr>
+          <w:b/>
+        </w:rPr>
+        <w:t>Blåsippa (§9)</w:t>
+      </w:r>
+      <w:r>
+        <w:t xml:space="preserve"> är typisk art för </w:t>
+      </w:r>
+      <w:r>
+        <w:rPr>
+          <w:i/>
+        </w:rPr>
+        <w:t>9050 Näringsrik granskog, 9020 Nordlig ädellövskog</w:t>
+      </w:r>
+      <w:r>
+        <w:t xml:space="preserve"> och </w:t>
+      </w:r>
+      <w:r>
+        <w:rPr>
+          <w:i/>
+        </w:rPr>
+        <w:t>8240 Karsthällmarker</w:t>
+      </w:r>
+      <w:r>
+        <w:t xml:space="preserve"> (SLU Artdatabanken, 2025).</w:t>
+      </w:r>
+    </w:p>
+    <w:p>
+      <w:r>
+        <w:rPr>
+          <w:b/>
+        </w:rPr>
+        <w:t>Spillkråka (§4)</w:t>
+      </w:r>
+      <w:r>
+        <w:t xml:space="preserve"> omfattas av bilaga 1 i EU:s fågeldirektiv och är typisk art för </w:t>
+      </w:r>
+      <w:r>
+        <w:rPr>
+          <w:i/>
+        </w:rPr>
+        <w:t xml:space="preserve">9010 Taiga </w:t>
+      </w:r>
+      <w:r>
+        <w:t>och</w:t>
+      </w:r>
+      <w:r>
+        <w:rPr>
+          <w:i/>
+        </w:rPr>
+        <w:t xml:space="preserve"> 9740 Skogsbevuxen myr</w:t>
+      </w:r>
+      <w:r>
+        <w:t>. Den behöver grova träd, främst tall, asp och bok som boträd. Skogsbruk med korta omloppstider och täta, homogena ungskogar utgör det största hotet. Spillkråka är en nyckelart i skogliga miljöer vars övergivna bohål utnyttjas av flera andra hålhäckande fågelarter och fladdermöss, däribland pärluggla (EN, §4), knipa (§4), salskrake (§4) och skogsduva (§4). Hökuggla (VU, §4) och slaguggla (§4) häckar ofta i högstubbar som brutits av i höjd med ett gammalt spillkråkebo (SLU Artdatabanken, 2026; Skogsstyrelsen, 2016).</w:t>
+      </w:r>
+    </w:p>
+    <w:p>
+      <w:r>
+        <w:rPr>
+          <w:b/>
+        </w:rPr>
+        <w:t xml:space="preserve">Tandrot </w:t>
+      </w:r>
+      <w:r>
+        <w:t xml:space="preserve">är typisk art för </w:t>
+      </w:r>
+      <w:r>
+        <w:rPr>
+          <w:i/>
+        </w:rPr>
+        <w:t xml:space="preserve">9020 Nordlig ädellövskog </w:t>
+      </w:r>
+      <w:r>
+        <w:t>och</w:t>
+      </w:r>
+      <w:r>
+        <w:rPr>
+          <w:i/>
+        </w:rPr>
+        <w:t xml:space="preserve"> 9130 Näringsrik bokskog </w:t>
+      </w:r>
+      <w:r>
+        <w:t>(SLU Artdatabanken, 2025).</w:t>
       </w:r>
     </w:p>
     <w:p>
@@ -378,17 +514,39 @@
         <w:pStyle w:val="Heading1"/>
       </w:pPr>
       <w:r>
-        <w:t>Typiska arter och EU:s art- och habitatdirektiv</w:t>
+        <w:t>EU:s fågeldirektiv</w:t>
       </w:r>
     </w:p>
     <w:p>
       <w:r>
-        <w:t>Typiska arter används för att lokalisera områden med gynnsam bevarandestatus för de naturtyper som är listade i EU:s art- och habitatdirektiv. Ett exempel är Västlig taiga (EU-kod 9010) som saknar gynnsam bevarandestatus och minskar starkt som naturtyp i Sverige. Naturvårdsverket skriver i sin vägledning för Västlig taiga att dylika miljöer förutsätter normalt att skogarna skyddas långsiktigt, eftersom skogsbruk inte är förenligt med bevarande av naturtypen i gynnsamt tillstånd (Naturvårdsverket, 2011).</w:t>
+        <w:t xml:space="preserve">Europeiska unionens medlemsländer är skyldiga att agera i enlighet med EU:s fågeldirektiv där det uttryckligen står att direktivet gäller för fåglar samt för deras ägg, bon och </w:t>
+      </w:r>
+      <w:r>
+        <w:rPr>
+          <w:b/>
+        </w:rPr>
+        <w:t xml:space="preserve">livsmiljöer </w:t>
+      </w:r>
+      <w:r>
+        <w:t>(artikel 1). Vidare att de åtgärder som vidtas inte får leda till en försämring av den nuvarande situationen beträffande bevarandet av de fågelarter som avses i artikel 1 (artikel 13). Fågeldirektivet är styrande för tillsynsansvariga myndigheters ärendehantering, ställningstaganden och beslutsfattande.</w:t>
       </w:r>
     </w:p>
     <w:p>
-      <w:r>
-        <w:t>Följande typiska arter har sina livsmiljöer och växtplatser i den avverkningsanmälda skogen: gränsticka (VU, T), knärot (VU, T, §8), blåmossa (S, T), grönpyrola (S, T), skogsknipprot (S, T, §8), trådticka (S, T) och vedticka (S, T).</w:t>
+      <w:pPr>
+        <w:pStyle w:val="Heading1"/>
+      </w:pPr>
+      <w:r>
+        <w:t>Typiska arter och EU:s art- och habitatdirektiv</w:t>
+      </w:r>
+    </w:p>
+    <w:p>
+      <w:r>
+        <w:t>Typiska arter används för att lokalisera områden med gynnsam bevarandestatus för de naturtyper som är listade i EU:s art- och habitatdirektiv. Ett exempel är Västlig taiga (EU-kod 9010) som saknar gynnsam bevarandestatus och minskar starkt som naturtyp i Sverige. Naturvårdsverket skriver i sin vägledning för Västlig taiga att dylika miljöer förutsätter normalt att skogarna skyddas långsiktigt, eftersom skogsbruk inte är förenligt med bevarande av naturtypen i gynnsamt tillstånd (Naturvårdsverket, 2011).</w:t>
+      </w:r>
+    </w:p>
+    <w:p>
+      <w:r>
+        <w:t>Följande typiska arter har sina livsmiljöer och växtplatser i den avverkningsanmälda skogen: gränsticka (VU, T), knärot (VU, T, §8), blåmossa (S, T), grön sköldmossa (S, T, §8), grönpyrola (S, T), kransrams (S, T), skogsknipprot (S, T, §8), trådticka (S, T), vedticka (S, T), blåsippa (T, §9), spillkråka (T, §4) och tandrot (T).</w:t>
       </w:r>
     </w:p>
     <w:p>
@@ -681,6 +839,267 @@
     <w:p>
       <w:r>
         <w:t xml:space="preserve">SLU Artdatabanken, 2024. </w:t>
+      </w:r>
+      <w:r>
+        <w:rPr>
+          <w:i/>
+        </w:rPr>
+        <w:t xml:space="preserve">Artfaktablad. Naturvård – artfakta. </w:t>
+      </w:r>
+      <w:r>
+        <w:t>SLU Artdatabanken, Uppsala.</w:t>
+      </w:r>
+    </w:p>
+    <w:p>
+      <w:pPr>
+        <w:pStyle w:val="Heading1"/>
+      </w:pPr>
+      <w:r>
+        <w:t>Grön sköldmossa – ekologi samt krav på livsmiljön</w:t>
+      </w:r>
+    </w:p>
+    <w:p>
+      <w:r>
+        <w:t>Grön sköldmossa (§8) växer på stubbar och lågor av olika trädslag, huvudsakligen i sena nedbrytningsstadier. Den förekommer främst i näringsrika granskogar med stort inslag av löv, arten är kortlivad och antalet kapslar varierar kraftigt mellan olika år. Grön sköldmossa kräver skog som har ett speciellt mikroklimat med hög och jämn luftfuktighet i kombination med rik tillgång på död ved (SLU Artdatabanken, 2021; Nitare &amp; Skogsstyrelsen, 2019).</w:t>
+      </w:r>
+    </w:p>
+    <w:p>
+      <w:r>
+        <w:t>Arten har sin huvudutbredning i sydöstra Sverige. Allvarligaste hoten är skogsavverkning och brist på död ved. Brist på naturligt döda träd i dagens produktionsskogar gör att arten blir allt sällsyntare (Hallingbäck, 2016). Död ved i större mängd bör lämnas och träd tillåtas åldras och dö för att skapa kontinuerlig tillgång på livsmiljöer. Träd och livsmiljö bör skyddas genom att lämna trädgrupper, ytor eller zoner (SLU Artdatabanken, 2021). I praktiken handlar det om åtminstone 50 meter med skyddande skog för att undvika uttorkning av marken (Hallingbäck, personligt meddelande 2022-02-24).</w:t>
+      </w:r>
+    </w:p>
+    <w:p>
+      <w:r>
+        <w:t xml:space="preserve">Grön sköldmossa är typisk art för </w:t>
+      </w:r>
+      <w:r>
+        <w:rPr>
+          <w:i/>
+        </w:rPr>
+        <w:t xml:space="preserve">9010 Taiga </w:t>
+      </w:r>
+      <w:r>
+        <w:t>och</w:t>
+      </w:r>
+      <w:r>
+        <w:rPr>
+          <w:i/>
+        </w:rPr>
+        <w:t xml:space="preserve"> 9750 Svämlövskog</w:t>
+      </w:r>
+      <w:r>
+        <w:t>, fridlyst enligt 8§ artskyddsförordningen och upptagen i EU:s Habitatdirektiv bilaga 2 vilket innebär att det finns ett uttalat intresse inom Europeiska unionen att bevara arten. Grön sköldmossa är en ansvarsart för Sverige då en särskilt stor andel av Europas population finns i landet. Förutom i östra Sverige har arten inga större sammanhängande utbredningar med gynnsam bevarandestatus söderut i Europa förrän i Montenegro. Det finns enbart liten förekomst med gynnsam regional bevarandestatus i södra Frankrike och södra Polen. Fridlysningen enligt §§ 8 och 15 Artskyddsförordningen innebär att det är förbjudet att på något sätt skada exemplar av arten, se artskyddsförordningen (2007:845):</w:t>
+      </w:r>
+    </w:p>
+    <w:p>
+      <w:pPr>
+        <w:pStyle w:val="ListBullet"/>
+      </w:pPr>
+      <w:r>
+        <w:t>8 § I fråga om sådana vilt levande kärlväxter, mossor, lavar, svampar och alger som anges i bilaga 2 till denna förordning är det förbjudet att i den omfattning som framgår av bilagan 1. plocka, gräva upp eller på annat sätt ta bort eller skada exemplar av växterna, och 2. ta bort eller skada frön eller andra delar.</w:t>
+      </w:r>
+    </w:p>
+    <w:p>
+      <w:pPr>
+        <w:pStyle w:val="ListBullet"/>
+      </w:pPr>
+      <w:r>
+        <w:t>15 § Länsstyrelsen får i det enskilda fallet ge dispens från förbuden i 6, 8 och 9 §§ som avser länet eller del av länet, om det inte finns någon annan lämplig lösning och dispensen inte försvårar upprätthållandet av en gynnsam bevarandestatus hos artens bestånd i dess naturliga utbredningsområde.</w:t>
+      </w:r>
+    </w:p>
+    <w:p>
+      <w:r>
+        <w:t>Grön sköldmossa är även listad som B i Artskyddsförordningen vilket innebär att den är en art av unionsintresse:</w:t>
+      </w:r>
+    </w:p>
+    <w:p>
+      <w:pPr>
+        <w:pStyle w:val="ListBullet"/>
+      </w:pPr>
+      <w:r>
+        <w:t>B: Arten har enligt fågeldirektivet eller art- och habitatdirektivet ett sådant unionsintresse att särskilda skyddsområden (fågeldirektivet) eller bevarandeområden (art- och habitatdirektivet) behöver utses. Arten finns upptagen i bilaga 2 till art- och habitatdirektivet.</w:t>
+      </w:r>
+    </w:p>
+    <w:p>
+      <w:r>
+        <w:t>Mark- och miljööverdomstolen (MÖD) har i mål nr M 2019-20 (18 februari 2019) slagit fast att grön sköldmossa (§8) är dispenspliktig och att exemplar av arten inte får skadas utan dispens (MÖD, mål nr M 2019-20).</w:t>
+      </w:r>
+    </w:p>
+    <w:p>
+      <w:r>
+        <w:t>Hallingbäck, personligt meddelande 2022-02-24</w:t>
+      </w:r>
+    </w:p>
+    <w:p>
+      <w:pPr>
+        <w:jc w:val="left"/>
+      </w:pPr>
+      <w:r>
+        <w:t>Från: Tomas Hallingbäck &lt;Tomas.Hallingback@slu.se&gt;</w:t>
+        <w:br/>
+        <w:t>Date: tors 24 feb. 2022 kl 17:49</w:t>
+        <w:br/>
+        <w:t>Subject: Re: Grön sköldmossa</w:t>
+        <w:br/>
+        <w:t>To: Magnus Kasselstrand &lt;magnus.kasselstrand@gmail.com&gt;</w:t>
+      </w:r>
+    </w:p>
+    <w:p>
+      <w:r>
+        <w:t>Hej Magnus,</w:t>
+      </w:r>
+    </w:p>
+    <w:p>
+      <w:r>
+        <w:t>Tyvärr finns inga studier på just detta, men uttorkning av underlaget är en starkt negativ faktor för grön sköldmossa, och jag brukar hänvisa till lokalklimatiska studier som visar att skyddskappan för att förhindra uttorkning av marken ligger på minst tre trädlängder skog (för plan mark), kortare för kuperad terräng, och detta blir i praktiken åtminstone 50 meter.</w:t>
+      </w:r>
+    </w:p>
+    <w:p>
+      <w:r>
+        <w:t>MVH</w:t>
+        <w:br/>
+        <w:t>Tomas Hallingbäck</w:t>
+      </w:r>
+    </w:p>
+    <w:p>
+      <w:pPr>
+        <w:pStyle w:val="Heading2"/>
+      </w:pPr>
+      <w:r>
+        <w:t>Referenser – grön sköldmossa</w:t>
+      </w:r>
+    </w:p>
+    <w:p>
+      <w:r>
+        <w:t xml:space="preserve">Hallingbäck T., 2016. </w:t>
+      </w:r>
+      <w:r>
+        <w:rPr>
+          <w:i/>
+        </w:rPr>
+        <w:t xml:space="preserve">Mossor en fältguide. </w:t>
+      </w:r>
+      <w:r>
+        <w:t>Naturcentrum.</w:t>
+      </w:r>
+    </w:p>
+    <w:p>
+      <w:r>
+        <w:t xml:space="preserve">Hallingbäck T., 2022. </w:t>
+      </w:r>
+      <w:r>
+        <w:rPr>
+          <w:i/>
+        </w:rPr>
+        <w:t xml:space="preserve">Personligt meddelande 2022-02-24. </w:t>
+      </w:r>
+      <w:r>
+        <w:t>SLU Artdatabanken.</w:t>
+      </w:r>
+    </w:p>
+    <w:p>
+      <w:r>
+        <w:t xml:space="preserve">Mark- och miljööverdomstolen. </w:t>
+      </w:r>
+      <w:r>
+        <w:rPr>
+          <w:i/>
+        </w:rPr>
+        <w:t xml:space="preserve">Dom 18 februari 2019 i mål nr M 2019-20 </w:t>
+      </w:r>
+      <w:r>
+        <w:t>(MÖD, mål nr M 2019-20)</w:t>
+      </w:r>
+    </w:p>
+    <w:p>
+      <w:r>
+        <w:t xml:space="preserve">Nitare, J., 2019. </w:t>
+      </w:r>
+      <w:r>
+        <w:rPr>
+          <w:i/>
+        </w:rPr>
+        <w:t xml:space="preserve">Skyddsvärd skog – Naturvårdsarter och andra kriterier för naturvärdesbedömning. </w:t>
+      </w:r>
+      <w:r>
+        <w:t>Skogsstyrelsen.</w:t>
+      </w:r>
+    </w:p>
+    <w:p>
+      <w:r>
+        <w:t xml:space="preserve">SLU Artdatabanken, 2021. </w:t>
+      </w:r>
+      <w:r>
+        <w:rPr>
+          <w:i/>
+        </w:rPr>
+        <w:t xml:space="preserve">Artfaktablad. Naturvård – artfakta. </w:t>
+      </w:r>
+      <w:r>
+        <w:t>SLU Artdatabanken, Uppsala</w:t>
+      </w:r>
+    </w:p>
+    <w:p>
+      <w:pPr>
+        <w:pStyle w:val="Heading1"/>
+      </w:pPr>
+      <w:r>
+        <w:t>Spillkråka – ekologi samt krav på livsmiljön</w:t>
+      </w:r>
+    </w:p>
+    <w:p>
+      <w:r>
+        <w:t xml:space="preserve">Spillkråka (§4) ingår i bilaga 1 EU:s fågeldirektiv och är typisk art för </w:t>
+      </w:r>
+      <w:r>
+        <w:rPr>
+          <w:i/>
+        </w:rPr>
+        <w:t xml:space="preserve">9010 Taiga </w:t>
+      </w:r>
+      <w:r>
+        <w:t>och</w:t>
+      </w:r>
+      <w:r>
+        <w:rPr>
+          <w:i/>
+        </w:rPr>
+        <w:t xml:space="preserve"> 9740 Skogsbevuxen myr</w:t>
+      </w:r>
+      <w:r>
+        <w:t>. Den lever i både barr- och blandskog liksom i ren lövskog. De tätaste populationerna tenderar att finnas i äldre, variationsrik blandskog med gott om död ved och gamla träd. Varje par utnyttjar 400–1000 hektar skog beroende på skogens kvalitet. Skogsbruk med korta omloppstider och täta, homogena ungskogar utgör det största hotet (SLU Artdatabanken, 2026).</w:t>
+      </w:r>
+    </w:p>
+    <w:p>
+      <w:r>
+        <w:t>Spillkråka är en nyckelart i skogliga miljöer vars övergivna bohål utnyttjas av flera andra hålhäckande fågelarter och fladdermöss, däribland pärluggla (EN, §4), knipa (§4), salskrake (§4) och skogsduva (§4). Hökuggla (VU, §4) och slaguggla (§4) häckar ofta i högstubbar som brutits av i höjd med ett gammalt spillkråkebo (Skogsstyrelsen, 2016).</w:t>
+      </w:r>
+    </w:p>
+    <w:p>
+      <w:pPr>
+        <w:pStyle w:val="Heading2"/>
+      </w:pPr>
+      <w:r>
+        <w:t>Referenser – spillkråka</w:t>
+      </w:r>
+    </w:p>
+    <w:p>
+      <w:r>
+        <w:t xml:space="preserve">Skogsstyrelsen, 2016. </w:t>
+      </w:r>
+      <w:r>
+        <w:rPr>
+          <w:i/>
+        </w:rPr>
+        <w:t xml:space="preserve">Vägledning för hänsyn till spillkråka. </w:t>
+      </w:r>
+      <w:r>
+        <w:t>Vägledningar och kunskapsstöd artskydd – Skogsstyrelsen.</w:t>
+      </w:r>
+    </w:p>
+    <w:p>
+      <w:r>
+        <w:t xml:space="preserve">SLU Artdatabanken, 2026. </w:t>
       </w:r>
       <w:r>
         <w:rPr>
@@ -1068,7 +1487,7 @@
     <w:r>
       <w:tab/>
       <w:tab/>
-      <w:t>2026-07-21</w:t>
+      <w:t>2026-07-22</w:t>
       <w:br/>
       <w:br/>
     </w:r>

--- a/tillsyn/A 28323-2026 tillsynsbegäran.docx
+++ b/tillsyn/A 28323-2026 tillsynsbegäran.docx
@@ -1487,7 +1487,7 @@
     <w:r>
       <w:tab/>
       <w:tab/>
-      <w:t>2026-07-22</w:t>
+      <w:t>2026-07-23</w:t>
       <w:br/>
       <w:br/>
     </w:r>

--- a/tillsyn/A 28323-2026 tillsynsbegäran.docx
+++ b/tillsyn/A 28323-2026 tillsynsbegäran.docx
@@ -1487,7 +1487,7 @@
     <w:r>
       <w:tab/>
       <w:tab/>
-      <w:t>2026-07-23</w:t>
+      <w:t>2026-07-24</w:t>
       <w:br/>
       <w:br/>
     </w:r>

--- a/tillsyn/A 28323-2026 tillsynsbegäran.docx
+++ b/tillsyn/A 28323-2026 tillsynsbegäran.docx
@@ -1487,7 +1487,7 @@
     <w:r>
       <w:tab/>
       <w:tab/>
-      <w:t>2026-07-24</w:t>
+      <w:t>2026-07-25</w:t>
       <w:br/>
       <w:br/>
     </w:r>

--- a/tillsyn/A 28323-2026 tillsynsbegäran.docx
+++ b/tillsyn/A 28323-2026 tillsynsbegäran.docx
@@ -1487,7 +1487,7 @@
     <w:r>
       <w:tab/>
       <w:tab/>
-      <w:t>2026-07-25</w:t>
+      <w:t>2026-07-26</w:t>
       <w:br/>
       <w:br/>
     </w:r>

--- a/tillsyn/A 28323-2026 tillsynsbegäran.docx
+++ b/tillsyn/A 28323-2026 tillsynsbegäran.docx
@@ -1487,7 +1487,7 @@
     <w:r>
       <w:tab/>
       <w:tab/>
-      <w:t>2026-07-26</w:t>
+      <w:t>2026-07-27</w:t>
       <w:br/>
       <w:br/>
     </w:r>

--- a/tillsyn/A 28323-2026 tillsynsbegäran.docx
+++ b/tillsyn/A 28323-2026 tillsynsbegäran.docx
@@ -1487,7 +1487,7 @@
     <w:r>
       <w:tab/>
       <w:tab/>
-      <w:t>2026-07-27</w:t>
+      <w:t>2026-07-28</w:t>
       <w:br/>
       <w:br/>
     </w:r>

--- a/tillsyn/A 28323-2026 tillsynsbegäran.docx
+++ b/tillsyn/A 28323-2026 tillsynsbegäran.docx
@@ -1487,7 +1487,7 @@
     <w:r>
       <w:tab/>
       <w:tab/>
-      <w:t>2026-07-28</w:t>
+      <w:t>2026-07-29</w:t>
       <w:br/>
       <w:br/>
     </w:r>

--- a/tillsyn/A 28323-2026 tillsynsbegäran.docx
+++ b/tillsyn/A 28323-2026 tillsynsbegäran.docx
@@ -1487,7 +1487,7 @@
     <w:r>
       <w:tab/>
       <w:tab/>
-      <w:t>2026-07-29</w:t>
+      <w:t>2026-07-30</w:t>
       <w:br/>
       <w:br/>
     </w:r>

--- a/tillsyn/A 28323-2026 tillsynsbegäran.docx
+++ b/tillsyn/A 28323-2026 tillsynsbegäran.docx
@@ -1487,7 +1487,7 @@
     <w:r>
       <w:tab/>
       <w:tab/>
-      <w:t>2026-07-30</w:t>
+      <w:t>2026-07-31</w:t>
       <w:br/>
       <w:br/>
     </w:r>

--- a/tillsyn/A 28323-2026 tillsynsbegäran.docx
+++ b/tillsyn/A 28323-2026 tillsynsbegäran.docx
@@ -1487,7 +1487,7 @@
     <w:r>
       <w:tab/>
       <w:tab/>
-      <w:t>2026-07-31</w:t>
+      <w:t>2026-08-01</w:t>
       <w:br/>
       <w:br/>
     </w:r>

--- a/tillsyn/A 28323-2026 tillsynsbegäran.docx
+++ b/tillsyn/A 28323-2026 tillsynsbegäran.docx
@@ -1487,7 +1487,7 @@
     <w:r>
       <w:tab/>
       <w:tab/>
-      <w:t>2026-08-01</w:t>
+      <w:t>2026-08-02</w:t>
       <w:br/>
       <w:br/>
     </w:r>

--- a/tillsyn/A 28323-2026 tillsynsbegäran.docx
+++ b/tillsyn/A 28323-2026 tillsynsbegäran.docx
@@ -1487,7 +1487,7 @@
     <w:r>
       <w:tab/>
       <w:tab/>
-      <w:t>2026-08-02</w:t>
+      <w:t>2026-08-03</w:t>
       <w:br/>
       <w:br/>
     </w:r>

--- a/tillsyn/A 28323-2026 tillsynsbegäran.docx
+++ b/tillsyn/A 28323-2026 tillsynsbegäran.docx
@@ -1487,7 +1487,7 @@
     <w:r>
       <w:tab/>
       <w:tab/>
-      <w:t>2026-08-03</w:t>
+      <w:t>2026-08-05</w:t>
       <w:br/>
       <w:br/>
     </w:r>

--- a/tillsyn/A 28323-2026 tillsynsbegäran.docx
+++ b/tillsyn/A 28323-2026 tillsynsbegäran.docx
@@ -1487,7 +1487,7 @@
     <w:r>
       <w:tab/>
       <w:tab/>
-      <w:t>2026-08-05</w:t>
+      <w:t>2026-08-07</w:t>
       <w:br/>
       <w:br/>
     </w:r>

--- a/tillsyn/A 28323-2026 tillsynsbegäran.docx
+++ b/tillsyn/A 28323-2026 tillsynsbegäran.docx
@@ -1487,7 +1487,7 @@
     <w:r>
       <w:tab/>
       <w:tab/>
-      <w:t>2026-08-07</w:t>
+      <w:t>2026-08-08</w:t>
       <w:br/>
       <w:br/>
     </w:r>

--- a/tillsyn/A 28323-2026 tillsynsbegäran.docx
+++ b/tillsyn/A 28323-2026 tillsynsbegäran.docx
@@ -22,7 +22,7 @@
       <w:r>
         <w:drawing>
           <wp:inline xmlns:a="http://schemas.openxmlformats.org/drawingml/2006/main" xmlns:pic="http://schemas.openxmlformats.org/drawingml/2006/picture">
-            <wp:extent cx="5486400" cy="5163462"/>
+            <wp:extent cx="5486400" cy="5122048"/>
             <wp:docPr id="1" name="Picture 1"/>
             <wp:cNvGraphicFramePr>
               <a:graphicFrameLocks noChangeAspect="1"/>
@@ -43,7 +43,7 @@
                   <pic:spPr>
                     <a:xfrm>
                       <a:off x="0" y="0"/>
-                      <a:ext cx="5486400" cy="5163462"/>
+                      <a:ext cx="5486400" cy="5122048"/>
                     </a:xfrm>
                     <a:prstGeom prst="rect"/>
                   </pic:spPr>
@@ -60,12 +60,12 @@
         <w:spacing w:after="240"/>
       </w:pPr>
       <w:r>
-        <w:t>Figur 1. Fyndplatser för naturvårdsarter i och inom 25 meter från avverkningsanmälan. Markörer utan svart kant är placerade på fyndplatsen. Markörer med svart kant är placerade vid sidan av fyndplatsen har ett svart streck som visar fyndplatsens exakta position. Kartans mittpunktskoordinat är N 6477878, E 433953 i SWEREF 99 TM.</w:t>
+        <w:t>Figur 1. Fyndplatser för naturvårdsarter i och inom 25 meter från avverkningsanmälan. Markörer utan svart kant är placerade på fyndplatsen. Markörer med svart kant är placerade vid sidan av fyndplatsen och har ett svart streck som visar fyndplatsens exakta position. Kartans mittpunktskoordinat är N 6477878, E 433953 i SWEREF 99 TM.</w:t>
       </w:r>
     </w:p>
     <w:p>
       <w:r>
-        <w:t>I och inom 25 meter från avverkningsanmälan finns fynd av 13 naturvårdsarter, varav 5 är rödlistade, 3 är fridlysta, 7 är typiska (T) och 7 är signalarter (S): ask (EN), gränsticka (VU, T), knärot (VU, T, §8), gransotdyna (NT), stor vårtrattskivling (NT), blåmossa (S, T), grönpyrola (S, T), skogsknipprot (S, T, §8), stor revmossa (S), thomsons trägnagare (S), trådticka (S, T), vedticka (S, T) och revlummer (§9). Se Figur 1.</w:t>
+        <w:t>I och inom 25 meter från avverkningsanmälan finns fynd av 18 naturvårdsarter, varav 5 är rödlistade, 6 är fridlysta, 12 är typiska (T) och 9 är signalarter (S): ask (EN), gränsticka (VU, T), knärot (VU, T, §8), gransotdyna (NT), stor vårtrattskivling (NT), blåmossa (S, T), grön sköldmossa (S, T, §8), grönpyrola (S, T), kransrams (S, T), skogsknipprot (S, T, §8), stor revmossa (S), thomsons trägnagare (S), trådticka (S, T), vedticka (S, T), blåsippa (T, §9), spillkråka (T, §4), tandrot (T) och revlummer (§9). Se Figur 1.</w:t>
       </w:r>
     </w:p>
     <w:p>
@@ -184,7 +184,7 @@
     </w:p>
     <w:p>
       <w:r>
-        <w:t>I det avverkningsanmälda området finns 5 fyndplatser för knärot registrerade på Artportalen. Figur 2 visar gränserna för buffertzoner på 50 m, som behöver lämnas kring fyndplatserna för att knärotslokalerna inte ska försvinna vid en avverkning. Av det avverkningsanmälda området överlappar 1.59 ha med buffertzonerna och får av detta skäl inte avverkas.</w:t>
+        <w:t>I det avverkningsanmälda området finns 21 fyndplatser för knärot registrerade på Artportalen. Figur 2 visar gränserna för buffertzoner på 50 m, som behöver lämnas kring fyndplatserna för att knärotslokalerna inte ska försvinna vid en avverkning. Av det avverkningsanmälda området överlappar 3.26 ha med buffertzonerna och får av detta skäl inte avverkas.</w:t>
       </w:r>
     </w:p>
     <w:p>
@@ -280,6 +280,35 @@
         <w:rPr>
           <w:b/>
         </w:rPr>
+        <w:t>Grön sköldmossa (§8)</w:t>
+      </w:r>
+      <w:r>
+        <w:t xml:space="preserve"> är typisk art för </w:t>
+      </w:r>
+      <w:r>
+        <w:rPr>
+          <w:i/>
+        </w:rPr>
+        <w:t xml:space="preserve">9010 Taiga </w:t>
+      </w:r>
+      <w:r>
+        <w:t>och</w:t>
+      </w:r>
+      <w:r>
+        <w:rPr>
+          <w:i/>
+        </w:rPr>
+        <w:t xml:space="preserve"> 9750 Svämlövskog</w:t>
+      </w:r>
+      <w:r>
+        <w:t xml:space="preserve"> och omfattas av EU:s art- och habitatdirektiv bilaga 2 vilket innebär att det finns ett uttalat intresse inom Europeiska unionen att bevara arten. Grön sköldmossa kräver skog som har ett speciellt mikroklimat med hög och jämn luftfuktighet i kombination med rik tillgång på död ved (Nitare &amp; Skogsstyrelsen, 2019; SLU Artdatabanken, 2025). I praktiken handlar det om åtminstone 50 meter med skyddande skog för att undvika uttorkning av marken (Hallingbäck, personligt meddelande 2022-02-24). Grön sköldmossa är en ansvarsart för Sverige då en särskilt stor andel av Europas population finns i landet. Mark- och miljööverdomstolen (MÖD) har i mål nr M 2019-20 (18 februari 2019) slagit fast att grön sköldmossa (§8) är dispenspliktig och att exemplar av arten inte får skadas utan dispens (MÖD, mål nr M 2019-20).</w:t>
+      </w:r>
+    </w:p>
+    <w:p>
+      <w:r>
+        <w:rPr>
+          <w:b/>
+        </w:rPr>
         <w:t xml:space="preserve">Grönpyrola </w:t>
       </w:r>
       <w:r>
@@ -309,6 +338,26 @@
         <w:rPr>
           <w:b/>
         </w:rPr>
+        <w:t>Kransrams</w:t>
+      </w:r>
+      <w:r>
+        <w:t xml:space="preserve"> är typisk art för </w:t>
+      </w:r>
+      <w:r>
+        <w:rPr>
+          <w:i/>
+        </w:rPr>
+        <w:t xml:space="preserve">9020 Nordlig ädellövskog </w:t>
+      </w:r>
+      <w:r>
+        <w:t>(SLU Artdatabanken, 2025).</w:t>
+      </w:r>
+    </w:p>
+    <w:p>
+      <w:r>
+        <w:rPr>
+          <w:b/>
+        </w:rPr>
         <w:t>Skogsknipprot (§8)</w:t>
       </w:r>
       <w:r>
@@ -371,6 +420,93 @@
       </w:r>
       <w:r>
         <w:t>(Nitare &amp; Skogsstyrelsen, 2019; SLU Artdatabanken, 2025).</w:t>
+      </w:r>
+    </w:p>
+    <w:p>
+      <w:r>
+        <w:rPr>
+          <w:b/>
+        </w:rPr>
+        <w:t>Blåsippa (§9)</w:t>
+      </w:r>
+      <w:r>
+        <w:t xml:space="preserve"> är typisk art för </w:t>
+      </w:r>
+      <w:r>
+        <w:rPr>
+          <w:i/>
+        </w:rPr>
+        <w:t>9050 Näringsrik granskog, 9020 Nordlig ädellövskog</w:t>
+      </w:r>
+      <w:r>
+        <w:t xml:space="preserve"> och </w:t>
+      </w:r>
+      <w:r>
+        <w:rPr>
+          <w:i/>
+        </w:rPr>
+        <w:t>8240 Karsthällmarker</w:t>
+      </w:r>
+      <w:r>
+        <w:t xml:space="preserve"> (SLU Artdatabanken, 2025).</w:t>
+      </w:r>
+    </w:p>
+    <w:p>
+      <w:r>
+        <w:rPr>
+          <w:b/>
+        </w:rPr>
+        <w:t>Spillkråka (§4)</w:t>
+      </w:r>
+      <w:r>
+        <w:t xml:space="preserve"> omfattas av bilaga 1 i EU:s fågeldirektiv och är typisk art för </w:t>
+      </w:r>
+      <w:r>
+        <w:rPr>
+          <w:i/>
+        </w:rPr>
+        <w:t xml:space="preserve">9010 Taiga </w:t>
+      </w:r>
+      <w:r>
+        <w:t>och</w:t>
+      </w:r>
+      <w:r>
+        <w:rPr>
+          <w:i/>
+        </w:rPr>
+        <w:t xml:space="preserve"> 9740 Skogsbevuxen myr</w:t>
+      </w:r>
+      <w:r>
+        <w:t>. Den behöver grova träd, främst tall, asp och bok som boträd. Skogsbruk med korta omloppstider och täta, homogena ungskogar utgör det största hotet. Spillkråka är en nyckelart i skogliga miljöer vars övergivna bohål utnyttjas av flera andra hålhäckande fågelarter och fladdermöss, däribland pärluggla (EN, §4), knipa (§4), salskrake (§4) och skogsduva (§4). Hökuggla (VU, §4) och slaguggla (§4) häckar ofta i högstubbar som brutits av i höjd med ett gammalt spillkråkebo (SLU Artdatabanken, 2026; Skogsstyrelsen, 2016).</w:t>
+      </w:r>
+    </w:p>
+    <w:p>
+      <w:r>
+        <w:rPr>
+          <w:b/>
+        </w:rPr>
+        <w:t xml:space="preserve">Tandrot </w:t>
+      </w:r>
+      <w:r>
+        <w:t xml:space="preserve">är typisk art för </w:t>
+      </w:r>
+      <w:r>
+        <w:rPr>
+          <w:i/>
+        </w:rPr>
+        <w:t xml:space="preserve">9020 Nordlig ädellövskog </w:t>
+      </w:r>
+      <w:r>
+        <w:t>och</w:t>
+      </w:r>
+      <w:r>
+        <w:rPr>
+          <w:i/>
+        </w:rPr>
+        <w:t xml:space="preserve"> 9130 Näringsrik bokskog </w:t>
+      </w:r>
+      <w:r>
+        <w:t>(SLU Artdatabanken, 2025).</w:t>
       </w:r>
     </w:p>
     <w:p>
@@ -378,17 +514,39 @@
         <w:pStyle w:val="Heading1"/>
       </w:pPr>
       <w:r>
-        <w:t>Typiska arter och EU:s art- och habitatdirektiv</w:t>
+        <w:t>EU:s fågeldirektiv</w:t>
       </w:r>
     </w:p>
     <w:p>
       <w:r>
-        <w:t>Typiska arter används för att lokalisera områden med gynnsam bevarandestatus för de naturtyper som är listade i EU:s art- och habitatdirektiv. Ett exempel är Västlig taiga (EU-kod 9010) som saknar gynnsam bevarandestatus och minskar starkt som naturtyp i Sverige. Naturvårdsverket skriver i sin vägledning för Västlig taiga att dylika miljöer förutsätter normalt att skogarna skyddas långsiktigt, eftersom skogsbruk inte är förenligt med bevarande av naturtypen i gynnsamt tillstånd (Naturvårdsverket, 2011).</w:t>
+        <w:t xml:space="preserve">Europeiska unionens medlemsländer är skyldiga att agera i enlighet med EU:s fågeldirektiv där det uttryckligen står att direktivet gäller för fåglar samt för deras ägg, bon och </w:t>
+      </w:r>
+      <w:r>
+        <w:rPr>
+          <w:b/>
+        </w:rPr>
+        <w:t xml:space="preserve">livsmiljöer </w:t>
+      </w:r>
+      <w:r>
+        <w:t>(artikel 1). Vidare att de åtgärder som vidtas inte får leda till en försämring av den nuvarande situationen beträffande bevarandet av de fågelarter som avses i artikel 1 (artikel 13). Fågeldirektivet är styrande för tillsynsansvariga myndigheters ärendehantering, ställningstaganden och beslutsfattande.</w:t>
       </w:r>
     </w:p>
     <w:p>
-      <w:r>
-        <w:t>Följande typiska arter har sina livsmiljöer och växtplatser i den avverkningsanmälda skogen: gränsticka (VU, T), knärot (VU, T, §8), blåmossa (S, T), grönpyrola (S, T), skogsknipprot (S, T, §8), trådticka (S, T) och vedticka (S, T).</w:t>
+      <w:pPr>
+        <w:pStyle w:val="Heading1"/>
+      </w:pPr>
+      <w:r>
+        <w:t>Typiska arter och EU:s art- och habitatdirektiv</w:t>
+      </w:r>
+    </w:p>
+    <w:p>
+      <w:r>
+        <w:t>Typiska arter används för att lokalisera områden med gynnsam bevarandestatus för de naturtyper som är listade i EU:s art- och habitatdirektiv. Ett exempel är Västlig taiga (EU-kod 9010) som saknar gynnsam bevarandestatus och minskar starkt som naturtyp i Sverige. Naturvårdsverket skriver i sin vägledning för Västlig taiga att dylika miljöer förutsätter normalt att skogarna skyddas långsiktigt, eftersom skogsbruk inte är förenligt med bevarande av naturtypen i gynnsamt tillstånd (Naturvårdsverket, 2011).</w:t>
+      </w:r>
+    </w:p>
+    <w:p>
+      <w:r>
+        <w:t>Följande typiska arter har sina livsmiljöer och växtplatser i den avverkningsanmälda skogen: gränsticka (VU, T), knärot (VU, T, §8), blåmossa (S, T), grön sköldmossa (S, T, §8), grönpyrola (S, T), kransrams (S, T), skogsknipprot (S, T, §8), trådticka (S, T), vedticka (S, T), blåsippa (T, §9), spillkråka (T, §4) och tandrot (T).</w:t>
       </w:r>
     </w:p>
     <w:p>
@@ -681,6 +839,267 @@
     <w:p>
       <w:r>
         <w:t xml:space="preserve">SLU Artdatabanken, 2024. </w:t>
+      </w:r>
+      <w:r>
+        <w:rPr>
+          <w:i/>
+        </w:rPr>
+        <w:t xml:space="preserve">Artfaktablad. Naturvård – artfakta. </w:t>
+      </w:r>
+      <w:r>
+        <w:t>SLU Artdatabanken, Uppsala.</w:t>
+      </w:r>
+    </w:p>
+    <w:p>
+      <w:pPr>
+        <w:pStyle w:val="Heading1"/>
+      </w:pPr>
+      <w:r>
+        <w:t>Grön sköldmossa – ekologi samt krav på livsmiljön</w:t>
+      </w:r>
+    </w:p>
+    <w:p>
+      <w:r>
+        <w:t>Grön sköldmossa (§8) växer på stubbar och lågor av olika trädslag, huvudsakligen i sena nedbrytningsstadier. Den förekommer främst i näringsrika granskogar med stort inslag av löv, arten är kortlivad och antalet kapslar varierar kraftigt mellan olika år. Grön sköldmossa kräver skog som har ett speciellt mikroklimat med hög och jämn luftfuktighet i kombination med rik tillgång på död ved (SLU Artdatabanken, 2021; Nitare &amp; Skogsstyrelsen, 2019).</w:t>
+      </w:r>
+    </w:p>
+    <w:p>
+      <w:r>
+        <w:t>Arten har sin huvudutbredning i sydöstra Sverige. Allvarligaste hoten är skogsavverkning och brist på död ved. Brist på naturligt döda träd i dagens produktionsskogar gör att arten blir allt sällsyntare (Hallingbäck, 2016). Död ved i större mängd bör lämnas och träd tillåtas åldras och dö för att skapa kontinuerlig tillgång på livsmiljöer. Träd och livsmiljö bör skyddas genom att lämna trädgrupper, ytor eller zoner (SLU Artdatabanken, 2021). I praktiken handlar det om åtminstone 50 meter med skyddande skog för att undvika uttorkning av marken (Hallingbäck, personligt meddelande 2022-02-24).</w:t>
+      </w:r>
+    </w:p>
+    <w:p>
+      <w:r>
+        <w:t xml:space="preserve">Grön sköldmossa är typisk art för </w:t>
+      </w:r>
+      <w:r>
+        <w:rPr>
+          <w:i/>
+        </w:rPr>
+        <w:t xml:space="preserve">9010 Taiga </w:t>
+      </w:r>
+      <w:r>
+        <w:t>och</w:t>
+      </w:r>
+      <w:r>
+        <w:rPr>
+          <w:i/>
+        </w:rPr>
+        <w:t xml:space="preserve"> 9750 Svämlövskog</w:t>
+      </w:r>
+      <w:r>
+        <w:t>, fridlyst enligt 8§ artskyddsförordningen och upptagen i EU:s Habitatdirektiv bilaga 2 vilket innebär att det finns ett uttalat intresse inom Europeiska unionen att bevara arten. Grön sköldmossa är en ansvarsart för Sverige då en särskilt stor andel av Europas population finns i landet. Förutom i östra Sverige har arten inga större sammanhängande utbredningar med gynnsam bevarandestatus söderut i Europa förrän i Montenegro. Det finns enbart liten förekomst med gynnsam regional bevarandestatus i södra Frankrike och södra Polen. Fridlysningen enligt §§ 8 och 15 Artskyddsförordningen innebär att det är förbjudet att på något sätt skada exemplar av arten, se artskyddsförordningen (2007:845):</w:t>
+      </w:r>
+    </w:p>
+    <w:p>
+      <w:pPr>
+        <w:pStyle w:val="ListBullet"/>
+      </w:pPr>
+      <w:r>
+        <w:t>8 § I fråga om sådana vilt levande kärlväxter, mossor, lavar, svampar och alger som anges i bilaga 2 till denna förordning är det förbjudet att i den omfattning som framgår av bilagan 1. plocka, gräva upp eller på annat sätt ta bort eller skada exemplar av växterna, och 2. ta bort eller skada frön eller andra delar.</w:t>
+      </w:r>
+    </w:p>
+    <w:p>
+      <w:pPr>
+        <w:pStyle w:val="ListBullet"/>
+      </w:pPr>
+      <w:r>
+        <w:t>15 § Länsstyrelsen får i det enskilda fallet ge dispens från förbuden i 6, 8 och 9 §§ som avser länet eller del av länet, om det inte finns någon annan lämplig lösning och dispensen inte försvårar upprätthållandet av en gynnsam bevarandestatus hos artens bestånd i dess naturliga utbredningsområde.</w:t>
+      </w:r>
+    </w:p>
+    <w:p>
+      <w:r>
+        <w:t>Grön sköldmossa är även listad som B i Artskyddsförordningen vilket innebär att den är en art av unionsintresse:</w:t>
+      </w:r>
+    </w:p>
+    <w:p>
+      <w:pPr>
+        <w:pStyle w:val="ListBullet"/>
+      </w:pPr>
+      <w:r>
+        <w:t>B: Arten har enligt fågeldirektivet eller art- och habitatdirektivet ett sådant unionsintresse att särskilda skyddsområden (fågeldirektivet) eller bevarandeområden (art- och habitatdirektivet) behöver utses. Arten finns upptagen i bilaga 2 till art- och habitatdirektivet.</w:t>
+      </w:r>
+    </w:p>
+    <w:p>
+      <w:r>
+        <w:t>Mark- och miljööverdomstolen (MÖD) har i mål nr M 2019-20 (18 februari 2019) slagit fast att grön sköldmossa (§8) är dispenspliktig och att exemplar av arten inte får skadas utan dispens (MÖD, mål nr M 2019-20).</w:t>
+      </w:r>
+    </w:p>
+    <w:p>
+      <w:r>
+        <w:t>Hallingbäck, personligt meddelande 2022-02-24</w:t>
+      </w:r>
+    </w:p>
+    <w:p>
+      <w:pPr>
+        <w:jc w:val="left"/>
+      </w:pPr>
+      <w:r>
+        <w:t>Från: Tomas Hallingbäck &lt;Tomas.Hallingback@slu.se&gt;</w:t>
+        <w:br/>
+        <w:t>Date: tors 24 feb. 2022 kl 17:49</w:t>
+        <w:br/>
+        <w:t>Subject: Re: Grön sköldmossa</w:t>
+        <w:br/>
+        <w:t>To: Magnus Kasselstrand &lt;magnus.kasselstrand@gmail.com&gt;</w:t>
+      </w:r>
+    </w:p>
+    <w:p>
+      <w:r>
+        <w:t>Hej Magnus,</w:t>
+      </w:r>
+    </w:p>
+    <w:p>
+      <w:r>
+        <w:t>Tyvärr finns inga studier på just detta, men uttorkning av underlaget är en starkt negativ faktor för grön sköldmossa, och jag brukar hänvisa till lokalklimatiska studier som visar att skyddskappan för att förhindra uttorkning av marken ligger på minst tre trädlängder skog (för plan mark), kortare för kuperad terräng, och detta blir i praktiken åtminstone 50 meter.</w:t>
+      </w:r>
+    </w:p>
+    <w:p>
+      <w:r>
+        <w:t>MVH</w:t>
+        <w:br/>
+        <w:t>Tomas Hallingbäck</w:t>
+      </w:r>
+    </w:p>
+    <w:p>
+      <w:pPr>
+        <w:pStyle w:val="Heading2"/>
+      </w:pPr>
+      <w:r>
+        <w:t>Referenser – grön sköldmossa</w:t>
+      </w:r>
+    </w:p>
+    <w:p>
+      <w:r>
+        <w:t xml:space="preserve">Hallingbäck T., 2016. </w:t>
+      </w:r>
+      <w:r>
+        <w:rPr>
+          <w:i/>
+        </w:rPr>
+        <w:t xml:space="preserve">Mossor en fältguide. </w:t>
+      </w:r>
+      <w:r>
+        <w:t>Naturcentrum.</w:t>
+      </w:r>
+    </w:p>
+    <w:p>
+      <w:r>
+        <w:t xml:space="preserve">Hallingbäck T., 2022. </w:t>
+      </w:r>
+      <w:r>
+        <w:rPr>
+          <w:i/>
+        </w:rPr>
+        <w:t xml:space="preserve">Personligt meddelande 2022-02-24. </w:t>
+      </w:r>
+      <w:r>
+        <w:t>SLU Artdatabanken.</w:t>
+      </w:r>
+    </w:p>
+    <w:p>
+      <w:r>
+        <w:t xml:space="preserve">Mark- och miljööverdomstolen. </w:t>
+      </w:r>
+      <w:r>
+        <w:rPr>
+          <w:i/>
+        </w:rPr>
+        <w:t xml:space="preserve">Dom 18 februari 2019 i mål nr M 2019-20 </w:t>
+      </w:r>
+      <w:r>
+        <w:t>(MÖD, mål nr M 2019-20)</w:t>
+      </w:r>
+    </w:p>
+    <w:p>
+      <w:r>
+        <w:t xml:space="preserve">Nitare, J., 2019. </w:t>
+      </w:r>
+      <w:r>
+        <w:rPr>
+          <w:i/>
+        </w:rPr>
+        <w:t xml:space="preserve">Skyddsvärd skog – Naturvårdsarter och andra kriterier för naturvärdesbedömning. </w:t>
+      </w:r>
+      <w:r>
+        <w:t>Skogsstyrelsen.</w:t>
+      </w:r>
+    </w:p>
+    <w:p>
+      <w:r>
+        <w:t xml:space="preserve">SLU Artdatabanken, 2021. </w:t>
+      </w:r>
+      <w:r>
+        <w:rPr>
+          <w:i/>
+        </w:rPr>
+        <w:t xml:space="preserve">Artfaktablad. Naturvård – artfakta. </w:t>
+      </w:r>
+      <w:r>
+        <w:t>SLU Artdatabanken, Uppsala</w:t>
+      </w:r>
+    </w:p>
+    <w:p>
+      <w:pPr>
+        <w:pStyle w:val="Heading1"/>
+      </w:pPr>
+      <w:r>
+        <w:t>Spillkråka – ekologi samt krav på livsmiljön</w:t>
+      </w:r>
+    </w:p>
+    <w:p>
+      <w:r>
+        <w:t xml:space="preserve">Spillkråka (§4) ingår i bilaga 1 EU:s fågeldirektiv och är typisk art för </w:t>
+      </w:r>
+      <w:r>
+        <w:rPr>
+          <w:i/>
+        </w:rPr>
+        <w:t xml:space="preserve">9010 Taiga </w:t>
+      </w:r>
+      <w:r>
+        <w:t>och</w:t>
+      </w:r>
+      <w:r>
+        <w:rPr>
+          <w:i/>
+        </w:rPr>
+        <w:t xml:space="preserve"> 9740 Skogsbevuxen myr</w:t>
+      </w:r>
+      <w:r>
+        <w:t>. Den lever i både barr- och blandskog liksom i ren lövskog. De tätaste populationerna tenderar att finnas i äldre, variationsrik blandskog med gott om död ved och gamla träd. Varje par utnyttjar 400–1000 hektar skog beroende på skogens kvalitet. Skogsbruk med korta omloppstider och täta, homogena ungskogar utgör det största hotet (SLU Artdatabanken, 2026).</w:t>
+      </w:r>
+    </w:p>
+    <w:p>
+      <w:r>
+        <w:t>Spillkråka är en nyckelart i skogliga miljöer vars övergivna bohål utnyttjas av flera andra hålhäckande fågelarter och fladdermöss, däribland pärluggla (EN, §4), knipa (§4), salskrake (§4) och skogsduva (§4). Hökuggla (VU, §4) och slaguggla (§4) häckar ofta i högstubbar som brutits av i höjd med ett gammalt spillkråkebo (Skogsstyrelsen, 2016).</w:t>
+      </w:r>
+    </w:p>
+    <w:p>
+      <w:pPr>
+        <w:pStyle w:val="Heading2"/>
+      </w:pPr>
+      <w:r>
+        <w:t>Referenser – spillkråka</w:t>
+      </w:r>
+    </w:p>
+    <w:p>
+      <w:r>
+        <w:t xml:space="preserve">Skogsstyrelsen, 2016. </w:t>
+      </w:r>
+      <w:r>
+        <w:rPr>
+          <w:i/>
+        </w:rPr>
+        <w:t xml:space="preserve">Vägledning för hänsyn till spillkråka. </w:t>
+      </w:r>
+      <w:r>
+        <w:t>Vägledningar och kunskapsstöd artskydd – Skogsstyrelsen.</w:t>
+      </w:r>
+    </w:p>
+    <w:p>
+      <w:r>
+        <w:t xml:space="preserve">SLU Artdatabanken, 2026. </w:t>
       </w:r>
       <w:r>
         <w:rPr>
@@ -1068,7 +1487,7 @@
     <w:r>
       <w:tab/>
       <w:tab/>
-      <w:t>2026-08-14</w:t>
+      <w:t>2026-08-15</w:t>
       <w:br/>
       <w:br/>
     </w:r>

--- a/tillsyn/A 28323-2026 tillsynsbegäran.docx
+++ b/tillsyn/A 28323-2026 tillsynsbegäran.docx
@@ -1487,7 +1487,7 @@
     <w:r>
       <w:tab/>
       <w:tab/>
-      <w:t>2026-08-15</w:t>
+      <w:t>2026-08-16</w:t>
       <w:br/>
       <w:br/>
     </w:r>

--- a/tillsyn/A 28323-2026 tillsynsbegäran.docx
+++ b/tillsyn/A 28323-2026 tillsynsbegäran.docx
@@ -1487,7 +1487,7 @@
     <w:r>
       <w:tab/>
       <w:tab/>
-      <w:t>2026-08-16</w:t>
+      <w:t>2026-08-17</w:t>
       <w:br/>
       <w:br/>
     </w:r>

--- a/tillsyn/A 28323-2026 tillsynsbegäran.docx
+++ b/tillsyn/A 28323-2026 tillsynsbegäran.docx
@@ -1487,7 +1487,7 @@
     <w:r>
       <w:tab/>
       <w:tab/>
-      <w:t>2026-08-17</w:t>
+      <w:t>2026-08-18</w:t>
       <w:br/>
       <w:br/>
     </w:r>

--- a/tillsyn/A 28323-2026 tillsynsbegäran.docx
+++ b/tillsyn/A 28323-2026 tillsynsbegäran.docx
@@ -1487,7 +1487,7 @@
     <w:r>
       <w:tab/>
       <w:tab/>
-      <w:t>2026-08-18</w:t>
+      <w:t>2026-08-19</w:t>
       <w:br/>
       <w:br/>
     </w:r>

--- a/tillsyn/A 28323-2026 tillsynsbegäran.docx
+++ b/tillsyn/A 28323-2026 tillsynsbegäran.docx
@@ -1487,7 +1487,7 @@
     <w:r>
       <w:tab/>
       <w:tab/>
-      <w:t>2026-08-19</w:t>
+      <w:t>2026-08-20</w:t>
       <w:br/>
       <w:br/>
     </w:r>

--- a/tillsyn/A 28323-2026 tillsynsbegäran.docx
+++ b/tillsyn/A 28323-2026 tillsynsbegäran.docx
@@ -1487,7 +1487,7 @@
     <w:r>
       <w:tab/>
       <w:tab/>
-      <w:t>2026-08-20</w:t>
+      <w:t>2026-08-21</w:t>
       <w:br/>
       <w:br/>
     </w:r>

--- a/tillsyn/A 28323-2026 tillsynsbegäran.docx
+++ b/tillsyn/A 28323-2026 tillsynsbegäran.docx
@@ -1487,7 +1487,7 @@
     <w:r>
       <w:tab/>
       <w:tab/>
-      <w:t>2026-08-21</w:t>
+      <w:t>2026-08-22</w:t>
       <w:br/>
       <w:br/>
     </w:r>

--- a/tillsyn/A 28323-2026 tillsynsbegäran.docx
+++ b/tillsyn/A 28323-2026 tillsynsbegäran.docx
@@ -1487,7 +1487,7 @@
     <w:r>
       <w:tab/>
       <w:tab/>
-      <w:t>2026-08-22</w:t>
+      <w:t>2026-08-23</w:t>
       <w:br/>
       <w:br/>
     </w:r>

--- a/tillsyn/A 28323-2026 tillsynsbegäran.docx
+++ b/tillsyn/A 28323-2026 tillsynsbegäran.docx
@@ -1487,7 +1487,7 @@
     <w:r>
       <w:tab/>
       <w:tab/>
-      <w:t>2026-08-23</w:t>
+      <w:t>2026-08-24</w:t>
       <w:br/>
       <w:br/>
     </w:r>

--- a/tillsyn/A 28323-2026 tillsynsbegäran.docx
+++ b/tillsyn/A 28323-2026 tillsynsbegäran.docx
@@ -1487,7 +1487,7 @@
     <w:r>
       <w:tab/>
       <w:tab/>
-      <w:t>2026-08-24</w:t>
+      <w:t>2026-08-25</w:t>
       <w:br/>
       <w:br/>
     </w:r>

--- a/tillsyn/A 28323-2026 tillsynsbegäran.docx
+++ b/tillsyn/A 28323-2026 tillsynsbegäran.docx
@@ -1487,7 +1487,7 @@
     <w:r>
       <w:tab/>
       <w:tab/>
-      <w:t>2026-08-25</w:t>
+      <w:t>2026-08-26</w:t>
       <w:br/>
       <w:br/>
     </w:r>

--- a/tillsyn/A 28323-2026 tillsynsbegäran.docx
+++ b/tillsyn/A 28323-2026 tillsynsbegäran.docx
@@ -1487,7 +1487,7 @@
     <w:r>
       <w:tab/>
       <w:tab/>
-      <w:t>2026-08-26</w:t>
+      <w:t>2026-08-27</w:t>
       <w:br/>
       <w:br/>
     </w:r>

--- a/tillsyn/A 28323-2026 tillsynsbegäran.docx
+++ b/tillsyn/A 28323-2026 tillsynsbegäran.docx
@@ -1487,7 +1487,7 @@
     <w:r>
       <w:tab/>
       <w:tab/>
-      <w:t>2026-08-27</w:t>
+      <w:t>2026-08-28</w:t>
       <w:br/>
       <w:br/>
     </w:r>

--- a/tillsyn/A 28323-2026 tillsynsbegäran.docx
+++ b/tillsyn/A 28323-2026 tillsynsbegäran.docx
@@ -1487,7 +1487,7 @@
     <w:r>
       <w:tab/>
       <w:tab/>
-      <w:t>2026-08-28</w:t>
+      <w:t>2026-08-29</w:t>
       <w:br/>
       <w:br/>
     </w:r>

--- a/tillsyn/A 28323-2026 tillsynsbegäran.docx
+++ b/tillsyn/A 28323-2026 tillsynsbegäran.docx
@@ -1487,7 +1487,7 @@
     <w:r>
       <w:tab/>
       <w:tab/>
-      <w:t>2026-08-29</w:t>
+      <w:t>2026-08-31</w:t>
       <w:br/>
       <w:br/>
     </w:r>

--- a/tillsyn/A 28323-2026 tillsynsbegäran.docx
+++ b/tillsyn/A 28323-2026 tillsynsbegäran.docx
@@ -1487,7 +1487,7 @@
     <w:r>
       <w:tab/>
       <w:tab/>
-      <w:t>2026-08-31</w:t>
+      <w:t>2026-09-01</w:t>
       <w:br/>
       <w:br/>
     </w:r>

--- a/tillsyn/A 28323-2026 tillsynsbegäran.docx
+++ b/tillsyn/A 28323-2026 tillsynsbegäran.docx
@@ -1487,7 +1487,7 @@
     <w:r>
       <w:tab/>
       <w:tab/>
-      <w:t>2026-09-01</w:t>
+      <w:t>2026-09-02</w:t>
       <w:br/>
       <w:br/>
     </w:r>

--- a/tillsyn/A 28323-2026 tillsynsbegäran.docx
+++ b/tillsyn/A 28323-2026 tillsynsbegäran.docx
@@ -1487,7 +1487,7 @@
     <w:r>
       <w:tab/>
       <w:tab/>
-      <w:t>2026-09-02</w:t>
+      <w:t>2026-09-03</w:t>
       <w:br/>
       <w:br/>
     </w:r>

--- a/tillsyn/A 28323-2026 tillsynsbegäran.docx
+++ b/tillsyn/A 28323-2026 tillsynsbegäran.docx
@@ -1487,7 +1487,7 @@
     <w:r>
       <w:tab/>
       <w:tab/>
-      <w:t>2026-09-03</w:t>
+      <w:t>2026-09-04</w:t>
       <w:br/>
       <w:br/>
     </w:r>

--- a/tillsyn/A 28323-2026 tillsynsbegäran.docx
+++ b/tillsyn/A 28323-2026 tillsynsbegäran.docx
@@ -1487,7 +1487,7 @@
     <w:r>
       <w:tab/>
       <w:tab/>
-      <w:t>2026-09-04</w:t>
+      <w:t>2026-09-05</w:t>
       <w:br/>
       <w:br/>
     </w:r>

--- a/tillsyn/A 28323-2026 tillsynsbegäran.docx
+++ b/tillsyn/A 28323-2026 tillsynsbegäran.docx
@@ -1487,7 +1487,7 @@
     <w:r>
       <w:tab/>
       <w:tab/>
-      <w:t>2026-09-05</w:t>
+      <w:t>2026-09-06</w:t>
       <w:br/>
       <w:br/>
     </w:r>

--- a/tillsyn/A 28323-2026 tillsynsbegäran.docx
+++ b/tillsyn/A 28323-2026 tillsynsbegäran.docx
@@ -1487,7 +1487,7 @@
     <w:r>
       <w:tab/>
       <w:tab/>
-      <w:t>2026-09-06</w:t>
+      <w:t>2026-09-07</w:t>
       <w:br/>
       <w:br/>
     </w:r>

--- a/tillsyn/A 28323-2026 tillsynsbegäran.docx
+++ b/tillsyn/A 28323-2026 tillsynsbegäran.docx
@@ -1487,7 +1487,7 @@
     <w:r>
       <w:tab/>
       <w:tab/>
-      <w:t>2026-09-07</w:t>
+      <w:t>2026-09-08</w:t>
       <w:br/>
       <w:br/>
     </w:r>

--- a/tillsyn/A 28323-2026 tillsynsbegäran.docx
+++ b/tillsyn/A 28323-2026 tillsynsbegäran.docx
@@ -1487,7 +1487,7 @@
     <w:r>
       <w:tab/>
       <w:tab/>
-      <w:t>2026-09-08</w:t>
+      <w:t>2026-09-09</w:t>
       <w:br/>
       <w:br/>
     </w:r>

--- a/tillsyn/A 28323-2026 tillsynsbegäran.docx
+++ b/tillsyn/A 28323-2026 tillsynsbegäran.docx
@@ -1487,7 +1487,7 @@
     <w:r>
       <w:tab/>
       <w:tab/>
-      <w:t>2026-09-09</w:t>
+      <w:t>2026-09-10</w:t>
       <w:br/>
       <w:br/>
     </w:r>

--- a/tillsyn/A 28323-2026 tillsynsbegäran.docx
+++ b/tillsyn/A 28323-2026 tillsynsbegäran.docx
@@ -1487,7 +1487,7 @@
     <w:r>
       <w:tab/>
       <w:tab/>
-      <w:t>2026-09-10</w:t>
+      <w:t>2026-09-11</w:t>
       <w:br/>
       <w:br/>
     </w:r>

--- a/tillsyn/A 28323-2026 tillsynsbegäran.docx
+++ b/tillsyn/A 28323-2026 tillsynsbegäran.docx
@@ -1487,7 +1487,7 @@
     <w:r>
       <w:tab/>
       <w:tab/>
-      <w:t>2026-09-11</w:t>
+      <w:t>2026-09-12</w:t>
       <w:br/>
       <w:br/>
     </w:r>
